--- a/Reportes/FM_Tercero_VT353.docx
+++ b/Reportes/FM_Tercero_VT353.docx
@@ -51,7 +51,31 @@
           <w:sz w:val="17"/>
           <w:szCs w:val="17"/>
         </w:rPr>
-        <w:t>{custom.NumeroFianza}</w:t>
+        <w:t>{</w:t>
+      </w:r>
+      <w:proofErr w:type="spellStart"/>
+      <w:r>
+        <w:rPr>
+          <w:rFonts w:ascii="Arial" w:eastAsia="Times New Roman" w:hAnsi="Arial" w:cs="Arial"/>
+          <w:b/>
+          <w:color w:val="000000"/>
+          <w:kern w:val="2"/>
+          <w:sz w:val="17"/>
+          <w:szCs w:val="17"/>
+        </w:rPr>
+        <w:t>custom.NumeroFianza</w:t>
+      </w:r>
+      <w:proofErr w:type="spellEnd"/>
+      <w:r>
+        <w:rPr>
+          <w:rFonts w:ascii="Arial" w:eastAsia="Times New Roman" w:hAnsi="Arial" w:cs="Arial"/>
+          <w:b/>
+          <w:color w:val="000000"/>
+          <w:kern w:val="2"/>
+          <w:sz w:val="17"/>
+          <w:szCs w:val="17"/>
+        </w:rPr>
+        <w:t>}</w:t>
       </w:r>
     </w:p>
     <w:p>
@@ -103,8 +127,9 @@
           <w:sz w:val="17"/>
           <w:szCs w:val="17"/>
         </w:rPr>
-        <w:t>{custom.</w:t>
-      </w:r>
+        <w:t>{</w:t>
+      </w:r>
+      <w:proofErr w:type="spellStart"/>
       <w:r>
         <w:rPr>
           <w:rFonts w:ascii="Arial" w:eastAsia="Times New Roman" w:hAnsi="Arial" w:cs="Arial"/>
@@ -114,8 +139,20 @@
           <w:sz w:val="17"/>
           <w:szCs w:val="17"/>
         </w:rPr>
+        <w:t>custom.</w:t>
+      </w:r>
+      <w:r>
+        <w:rPr>
+          <w:rFonts w:ascii="Arial" w:eastAsia="Times New Roman" w:hAnsi="Arial" w:cs="Arial"/>
+          <w:b/>
+          <w:color w:val="000000"/>
+          <w:kern w:val="2"/>
+          <w:sz w:val="17"/>
+          <w:szCs w:val="17"/>
+        </w:rPr>
         <w:t>Tenedor</w:t>
       </w:r>
+      <w:proofErr w:type="spellEnd"/>
       <w:r>
         <w:rPr>
           <w:rFonts w:ascii="Arial" w:eastAsia="Times New Roman" w:hAnsi="Arial" w:cs="Arial"/>
@@ -178,7 +215,31 @@
           <w:sz w:val="17"/>
           <w:szCs w:val="24"/>
         </w:rPr>
-        <w:t>{custom.SumaTextoTotal}</w:t>
+        <w:t>{</w:t>
+      </w:r>
+      <w:proofErr w:type="spellStart"/>
+      <w:r>
+        <w:rPr>
+          <w:rFonts w:ascii="Arial" w:eastAsia="Times New Roman" w:hAnsi="Arial" w:cs="Arial"/>
+          <w:b/>
+          <w:color w:val="000000"/>
+          <w:kern w:val="2"/>
+          <w:sz w:val="17"/>
+          <w:szCs w:val="24"/>
+        </w:rPr>
+        <w:t>custom.SumaTextoTotal</w:t>
+      </w:r>
+      <w:proofErr w:type="spellEnd"/>
+      <w:r>
+        <w:rPr>
+          <w:rFonts w:ascii="Arial" w:eastAsia="Times New Roman" w:hAnsi="Arial" w:cs="Arial"/>
+          <w:b/>
+          <w:color w:val="000000"/>
+          <w:kern w:val="2"/>
+          <w:sz w:val="17"/>
+          <w:szCs w:val="24"/>
+        </w:rPr>
+        <w:t>}</w:t>
       </w:r>
     </w:p>
     <w:p>
@@ -230,8 +291,9 @@
           <w:sz w:val="17"/>
           <w:szCs w:val="17"/>
         </w:rPr>
-        <w:t>{custom.</w:t>
-      </w:r>
+        <w:t>{</w:t>
+      </w:r>
+      <w:proofErr w:type="spellStart"/>
       <w:r>
         <w:rPr>
           <w:rFonts w:ascii="Arial" w:eastAsia="Times New Roman" w:hAnsi="Arial" w:cs="Arial"/>
@@ -241,8 +303,20 @@
           <w:sz w:val="17"/>
           <w:szCs w:val="17"/>
         </w:rPr>
+        <w:t>custom.</w:t>
+      </w:r>
+      <w:r>
+        <w:rPr>
+          <w:rFonts w:ascii="Arial" w:eastAsia="Times New Roman" w:hAnsi="Arial" w:cs="Arial"/>
+          <w:b/>
+          <w:color w:val="000000"/>
+          <w:kern w:val="2"/>
+          <w:sz w:val="17"/>
+          <w:szCs w:val="17"/>
+        </w:rPr>
         <w:t>AFavor</w:t>
       </w:r>
+      <w:proofErr w:type="spellEnd"/>
       <w:r>
         <w:rPr>
           <w:rFonts w:ascii="Arial" w:eastAsia="Times New Roman" w:hAnsi="Arial" w:cs="Arial"/>
@@ -304,7 +378,31 @@
           <w:sz w:val="17"/>
           <w:szCs w:val="17"/>
         </w:rPr>
-        <w:t>{custom.DesdeTexto}</w:t>
+        <w:t>{</w:t>
+      </w:r>
+      <w:proofErr w:type="spellStart"/>
+      <w:r>
+        <w:rPr>
+          <w:rFonts w:ascii="Arial" w:eastAsia="Times New Roman" w:hAnsi="Arial" w:cs="Arial"/>
+          <w:b/>
+          <w:color w:val="000000"/>
+          <w:kern w:val="2"/>
+          <w:sz w:val="17"/>
+          <w:szCs w:val="17"/>
+        </w:rPr>
+        <w:t>custom.DesdeTexto</w:t>
+      </w:r>
+      <w:proofErr w:type="spellEnd"/>
+      <w:r>
+        <w:rPr>
+          <w:rFonts w:ascii="Arial" w:eastAsia="Times New Roman" w:hAnsi="Arial" w:cs="Arial"/>
+          <w:b/>
+          <w:color w:val="000000"/>
+          <w:kern w:val="2"/>
+          <w:sz w:val="17"/>
+          <w:szCs w:val="17"/>
+        </w:rPr>
+        <w:t>}</w:t>
       </w:r>
     </w:p>
     <w:p>
@@ -356,8 +454,9 @@
           <w:sz w:val="17"/>
           <w:szCs w:val="17"/>
         </w:rPr>
-        <w:t>{custom.</w:t>
-      </w:r>
+        <w:t>{</w:t>
+      </w:r>
+      <w:proofErr w:type="spellStart"/>
       <w:r>
         <w:rPr>
           <w:rFonts w:ascii="Arial" w:eastAsia="Times New Roman" w:hAnsi="Arial" w:cs="Arial"/>
@@ -367,8 +466,20 @@
           <w:sz w:val="17"/>
           <w:szCs w:val="17"/>
         </w:rPr>
+        <w:t>custom.</w:t>
+      </w:r>
+      <w:r>
+        <w:rPr>
+          <w:rFonts w:ascii="Arial" w:eastAsia="Times New Roman" w:hAnsi="Arial" w:cs="Arial"/>
+          <w:b/>
+          <w:color w:val="000000"/>
+          <w:kern w:val="2"/>
+          <w:sz w:val="17"/>
+          <w:szCs w:val="17"/>
+        </w:rPr>
         <w:t>HastaTexto</w:t>
       </w:r>
+      <w:proofErr w:type="spellEnd"/>
       <w:r>
         <w:rPr>
           <w:rFonts w:ascii="Arial" w:eastAsia="Times New Roman" w:hAnsi="Arial" w:cs="Arial"/>
@@ -496,7 +607,29 @@
           <w:sz w:val="17"/>
           <w:szCs w:val="24"/>
         </w:rPr>
-        <w:t>NÚMERO DE FIANZA: {custom.NumeroFianza}</w:t>
+        <w:t>NÚMERO DE FIANZA: {</w:t>
+      </w:r>
+      <w:proofErr w:type="spellStart"/>
+      <w:r>
+        <w:rPr>
+          <w:rFonts w:ascii="Arial" w:eastAsia="Times New Roman" w:hAnsi="Arial" w:cs="Arial"/>
+          <w:color w:val="000000"/>
+          <w:kern w:val="2"/>
+          <w:sz w:val="17"/>
+          <w:szCs w:val="24"/>
+        </w:rPr>
+        <w:t>custom.NumeroFianza</w:t>
+      </w:r>
+      <w:proofErr w:type="spellEnd"/>
+      <w:r>
+        <w:rPr>
+          <w:rFonts w:ascii="Arial" w:eastAsia="Times New Roman" w:hAnsi="Arial" w:cs="Arial"/>
+          <w:color w:val="000000"/>
+          <w:kern w:val="2"/>
+          <w:sz w:val="17"/>
+          <w:szCs w:val="24"/>
+        </w:rPr>
+        <w:t>}</w:t>
       </w:r>
     </w:p>
     <w:p>
@@ -691,7 +824,31 @@
           <w:sz w:val="17"/>
           <w:szCs w:val="24"/>
         </w:rPr>
-        <w:t>{custom.Descripcion}</w:t>
+        <w:t>{</w:t>
+      </w:r>
+      <w:proofErr w:type="spellStart"/>
+      <w:r>
+        <w:rPr>
+          <w:rFonts w:ascii="Arial" w:eastAsia="Times New Roman" w:hAnsi="Arial" w:cs="Arial"/>
+          <w:b/>
+          <w:color w:val="000000"/>
+          <w:kern w:val="2"/>
+          <w:sz w:val="17"/>
+          <w:szCs w:val="24"/>
+        </w:rPr>
+        <w:t>custom.Descripcion</w:t>
+      </w:r>
+      <w:proofErr w:type="spellEnd"/>
+      <w:r>
+        <w:rPr>
+          <w:rFonts w:ascii="Arial" w:eastAsia="Times New Roman" w:hAnsi="Arial" w:cs="Arial"/>
+          <w:b/>
+          <w:color w:val="000000"/>
+          <w:kern w:val="2"/>
+          <w:sz w:val="17"/>
+          <w:szCs w:val="24"/>
+        </w:rPr>
+        <w:t>}</w:t>
       </w:r>
     </w:p>
     <w:p>
@@ -820,7 +977,33 @@
           <w:sz w:val="17"/>
           <w:szCs w:val="24"/>
         </w:rPr>
-        <w:t>{custom.AFavor}</w:t>
+        <w:t>{</w:t>
+      </w:r>
+      <w:proofErr w:type="spellStart"/>
+      <w:r>
+        <w:rPr>
+          <w:rFonts w:ascii="Arial" w:eastAsia="Times New Roman" w:hAnsi="Arial" w:cs="Arial"/>
+          <w:b/>
+          <w:bCs/>
+          <w:color w:val="000000"/>
+          <w:kern w:val="2"/>
+          <w:sz w:val="17"/>
+          <w:szCs w:val="24"/>
+        </w:rPr>
+        <w:t>custom.AFavor</w:t>
+      </w:r>
+      <w:proofErr w:type="spellEnd"/>
+      <w:r>
+        <w:rPr>
+          <w:rFonts w:ascii="Arial" w:eastAsia="Times New Roman" w:hAnsi="Arial" w:cs="Arial"/>
+          <w:b/>
+          <w:bCs/>
+          <w:color w:val="000000"/>
+          <w:kern w:val="2"/>
+          <w:sz w:val="17"/>
+          <w:szCs w:val="24"/>
+        </w:rPr>
+        <w:t>}</w:t>
       </w:r>
       <w:r>
         <w:rPr>
@@ -842,7 +1025,33 @@
           <w:sz w:val="17"/>
           <w:szCs w:val="24"/>
         </w:rPr>
-        <w:t>{custom.Tenedor}</w:t>
+        <w:t>{</w:t>
+      </w:r>
+      <w:proofErr w:type="spellStart"/>
+      <w:r>
+        <w:rPr>
+          <w:rFonts w:ascii="Arial" w:eastAsia="Times New Roman" w:hAnsi="Arial" w:cs="Arial"/>
+          <w:b/>
+          <w:bCs/>
+          <w:color w:val="000000"/>
+          <w:kern w:val="2"/>
+          <w:sz w:val="17"/>
+          <w:szCs w:val="24"/>
+        </w:rPr>
+        <w:t>custom.Tenedor</w:t>
+      </w:r>
+      <w:proofErr w:type="spellEnd"/>
+      <w:r>
+        <w:rPr>
+          <w:rFonts w:ascii="Arial" w:eastAsia="Times New Roman" w:hAnsi="Arial" w:cs="Arial"/>
+          <w:b/>
+          <w:bCs/>
+          <w:color w:val="000000"/>
+          <w:kern w:val="2"/>
+          <w:sz w:val="17"/>
+          <w:szCs w:val="24"/>
+        </w:rPr>
+        <w:t>}</w:t>
       </w:r>
       <w:r>
         <w:rPr>
@@ -976,7 +1185,33 @@
           <w:sz w:val="17"/>
           <w:szCs w:val="24"/>
         </w:rPr>
-        <w:t>{custom.Tenedor}</w:t>
+        <w:t>{</w:t>
+      </w:r>
+      <w:proofErr w:type="spellStart"/>
+      <w:r>
+        <w:rPr>
+          <w:rFonts w:ascii="Arial" w:eastAsia="Times New Roman" w:hAnsi="Arial" w:cs="Arial"/>
+          <w:b/>
+          <w:bCs/>
+          <w:color w:val="000000"/>
+          <w:kern w:val="2"/>
+          <w:sz w:val="17"/>
+          <w:szCs w:val="24"/>
+        </w:rPr>
+        <w:t>custom.Tenedor</w:t>
+      </w:r>
+      <w:proofErr w:type="spellEnd"/>
+      <w:r>
+        <w:rPr>
+          <w:rFonts w:ascii="Arial" w:eastAsia="Times New Roman" w:hAnsi="Arial" w:cs="Arial"/>
+          <w:b/>
+          <w:bCs/>
+          <w:color w:val="000000"/>
+          <w:kern w:val="2"/>
+          <w:sz w:val="17"/>
+          <w:szCs w:val="24"/>
+        </w:rPr>
+        <w:t>}</w:t>
       </w:r>
       <w:r>
         <w:rPr>
@@ -997,7 +1232,31 @@
           <w:sz w:val="17"/>
           <w:szCs w:val="24"/>
         </w:rPr>
-        <w:t>{custom.MonedaMonto}</w:t>
+        <w:t>{</w:t>
+      </w:r>
+      <w:proofErr w:type="spellStart"/>
+      <w:r>
+        <w:rPr>
+          <w:rFonts w:ascii="Arial" w:eastAsia="Times New Roman" w:hAnsi="Arial" w:cs="Arial"/>
+          <w:b/>
+          <w:color w:val="000000"/>
+          <w:kern w:val="2"/>
+          <w:sz w:val="17"/>
+          <w:szCs w:val="24"/>
+        </w:rPr>
+        <w:t>custom.MonedaMonto</w:t>
+      </w:r>
+      <w:proofErr w:type="spellEnd"/>
+      <w:r>
+        <w:rPr>
+          <w:rFonts w:ascii="Arial" w:eastAsia="Times New Roman" w:hAnsi="Arial" w:cs="Arial"/>
+          <w:b/>
+          <w:color w:val="000000"/>
+          <w:kern w:val="2"/>
+          <w:sz w:val="17"/>
+          <w:szCs w:val="24"/>
+        </w:rPr>
+        <w:t>}</w:t>
       </w:r>
       <w:r>
         <w:rPr>
@@ -1019,7 +1278,42 @@
           <w:sz w:val="17"/>
           <w:szCs w:val="24"/>
         </w:rPr>
-        <w:t>{custom.SumaTexto}</w:t>
+        <w:t>{</w:t>
+      </w:r>
+      <w:proofErr w:type="spellStart"/>
+      <w:r>
+        <w:rPr>
+          <w:rFonts w:ascii="Arial" w:eastAsia="Times New Roman" w:hAnsi="Arial" w:cs="Arial"/>
+          <w:b/>
+          <w:color w:val="000000"/>
+          <w:kern w:val="2"/>
+          <w:sz w:val="17"/>
+          <w:szCs w:val="24"/>
+        </w:rPr>
+        <w:t>custom.Suma</w:t>
+      </w:r>
+      <w:r>
+        <w:rPr>
+          <w:rFonts w:ascii="Arial" w:eastAsia="Times New Roman" w:hAnsi="Arial" w:cs="Arial"/>
+          <w:b/>
+          <w:color w:val="000000"/>
+          <w:kern w:val="2"/>
+          <w:sz w:val="17"/>
+          <w:szCs w:val="24"/>
+        </w:rPr>
+        <w:t>Letras</w:t>
+      </w:r>
+      <w:proofErr w:type="spellEnd"/>
+      <w:r>
+        <w:rPr>
+          <w:rFonts w:ascii="Arial" w:eastAsia="Times New Roman" w:hAnsi="Arial" w:cs="Arial"/>
+          <w:b/>
+          <w:color w:val="000000"/>
+          <w:kern w:val="2"/>
+          <w:sz w:val="17"/>
+          <w:szCs w:val="24"/>
+        </w:rPr>
+        <w:t>}</w:t>
       </w:r>
       <w:r>
         <w:rPr>
@@ -1162,7 +1456,31 @@
           <w:sz w:val="17"/>
           <w:szCs w:val="24"/>
         </w:rPr>
-        <w:t>{custom.MonedaMonto}</w:t>
+        <w:t>{</w:t>
+      </w:r>
+      <w:proofErr w:type="spellStart"/>
+      <w:r>
+        <w:rPr>
+          <w:rFonts w:ascii="Arial" w:eastAsia="Times New Roman" w:hAnsi="Arial" w:cs="Arial"/>
+          <w:b/>
+          <w:color w:val="000000"/>
+          <w:kern w:val="2"/>
+          <w:sz w:val="17"/>
+          <w:szCs w:val="24"/>
+        </w:rPr>
+        <w:t>custom.MonedaMonto</w:t>
+      </w:r>
+      <w:proofErr w:type="spellEnd"/>
+      <w:r>
+        <w:rPr>
+          <w:rFonts w:ascii="Arial" w:eastAsia="Times New Roman" w:hAnsi="Arial" w:cs="Arial"/>
+          <w:b/>
+          <w:color w:val="000000"/>
+          <w:kern w:val="2"/>
+          <w:sz w:val="17"/>
+          <w:szCs w:val="24"/>
+        </w:rPr>
+        <w:t>}</w:t>
       </w:r>
       <w:r>
         <w:rPr>
@@ -1184,7 +1502,42 @@
           <w:sz w:val="17"/>
           <w:szCs w:val="24"/>
         </w:rPr>
-        <w:t>{custom.SumaTexto}</w:t>
+        <w:t>{</w:t>
+      </w:r>
+      <w:proofErr w:type="spellStart"/>
+      <w:r>
+        <w:rPr>
+          <w:rFonts w:ascii="Arial" w:eastAsia="Times New Roman" w:hAnsi="Arial" w:cs="Arial"/>
+          <w:b/>
+          <w:color w:val="000000"/>
+          <w:kern w:val="2"/>
+          <w:sz w:val="17"/>
+          <w:szCs w:val="24"/>
+        </w:rPr>
+        <w:t>custom.Suma</w:t>
+      </w:r>
+      <w:r>
+        <w:rPr>
+          <w:rFonts w:ascii="Arial" w:eastAsia="Times New Roman" w:hAnsi="Arial" w:cs="Arial"/>
+          <w:b/>
+          <w:color w:val="000000"/>
+          <w:kern w:val="2"/>
+          <w:sz w:val="17"/>
+          <w:szCs w:val="24"/>
+        </w:rPr>
+        <w:t>Letras</w:t>
+      </w:r>
+      <w:proofErr w:type="spellEnd"/>
+      <w:r>
+        <w:rPr>
+          <w:rFonts w:ascii="Arial" w:eastAsia="Times New Roman" w:hAnsi="Arial" w:cs="Arial"/>
+          <w:b/>
+          <w:color w:val="000000"/>
+          <w:kern w:val="2"/>
+          <w:sz w:val="17"/>
+          <w:szCs w:val="24"/>
+        </w:rPr>
+        <w:t>}</w:t>
       </w:r>
       <w:r>
         <w:rPr>
@@ -1393,17 +1746,65 @@
           <w:sz w:val="17"/>
           <w:szCs w:val="24"/>
         </w:rPr>
-        <w:t>{custom.HastaTexto}</w:t>
-      </w:r>
-      <w:r>
-        <w:rPr>
-          <w:rFonts w:ascii="Arial" w:eastAsia="Times New Roman" w:hAnsi="Arial" w:cs="Arial"/>
-          <w:color w:val="000000"/>
-          <w:kern w:val="2"/>
-          <w:sz w:val="17"/>
-          <w:szCs w:val="24"/>
-        </w:rPr>
-        <w:t>, fecha ésta en la cual EL ACREEDOR podrá presentar al cobro, ante LA FIADORA la cuenta adeudada por EL FIADO, por razón del contrato en referencia, cuentas estas que serán pagaderas dentro de los (30) días calendarios siguientes al momenta de su participación de cobro.</w:t>
+        <w:t>{</w:t>
+      </w:r>
+      <w:proofErr w:type="spellStart"/>
+      <w:r>
+        <w:rPr>
+          <w:rFonts w:ascii="Arial" w:eastAsia="Times New Roman" w:hAnsi="Arial" w:cs="Arial"/>
+          <w:b/>
+          <w:bCs/>
+          <w:color w:val="000000"/>
+          <w:kern w:val="2"/>
+          <w:sz w:val="17"/>
+          <w:szCs w:val="24"/>
+        </w:rPr>
+        <w:t>custom.HastaTexto</w:t>
+      </w:r>
+      <w:proofErr w:type="spellEnd"/>
+      <w:r>
+        <w:rPr>
+          <w:rFonts w:ascii="Arial" w:eastAsia="Times New Roman" w:hAnsi="Arial" w:cs="Arial"/>
+          <w:b/>
+          <w:bCs/>
+          <w:color w:val="000000"/>
+          <w:kern w:val="2"/>
+          <w:sz w:val="17"/>
+          <w:szCs w:val="24"/>
+        </w:rPr>
+        <w:t>}</w:t>
+      </w:r>
+      <w:r>
+        <w:rPr>
+          <w:rFonts w:ascii="Arial" w:eastAsia="Times New Roman" w:hAnsi="Arial" w:cs="Arial"/>
+          <w:color w:val="000000"/>
+          <w:kern w:val="2"/>
+          <w:sz w:val="17"/>
+          <w:szCs w:val="24"/>
+        </w:rPr>
+        <w:t xml:space="preserve">, fecha ésta en la cual EL ACREEDOR podrá presentar al cobro, ante LA FIADORA la cuenta adeudada por EL FIADO, por razón del contrato en referencia, cuentas estas que serán pagaderas dentro de los (30) días calendarios siguientes al </w:t>
+      </w:r>
+      <w:proofErr w:type="spellStart"/>
+      <w:r>
+        <w:rPr>
+          <w:rFonts w:ascii="Arial" w:eastAsia="Times New Roman" w:hAnsi="Arial" w:cs="Arial"/>
+          <w:color w:val="000000"/>
+          <w:kern w:val="2"/>
+          <w:sz w:val="17"/>
+          <w:szCs w:val="24"/>
+        </w:rPr>
+        <w:t>momenta</w:t>
+      </w:r>
+      <w:proofErr w:type="spellEnd"/>
+      <w:r>
+        <w:rPr>
+          <w:rFonts w:ascii="Arial" w:eastAsia="Times New Roman" w:hAnsi="Arial" w:cs="Arial"/>
+          <w:color w:val="000000"/>
+          <w:kern w:val="2"/>
+          <w:sz w:val="17"/>
+          <w:szCs w:val="24"/>
+        </w:rPr>
+        <w:t xml:space="preserve"> de su participación de cobro.</w:t>
       </w:r>
     </w:p>
     <w:p>
@@ -1491,7 +1892,29 @@
           <w:sz w:val="17"/>
           <w:szCs w:val="24"/>
         </w:rPr>
-        <w:t xml:space="preserve">Cualquier cambio, alteración, modificación o suspensión en las condiciones que se introduzcan a las especificacianes del  contrato a que se refiere este documento debe ser notificada por escrito a </w:t>
+        <w:t xml:space="preserve">Cualquier cambio, alteración, modificación o suspensión en las condiciones que se introduzcan a las </w:t>
+      </w:r>
+      <w:proofErr w:type="spellStart"/>
+      <w:r>
+        <w:rPr>
+          <w:rFonts w:ascii="Arial" w:eastAsia="Times New Roman" w:hAnsi="Arial" w:cs="Arial"/>
+          <w:color w:val="000000"/>
+          <w:kern w:val="2"/>
+          <w:sz w:val="17"/>
+          <w:szCs w:val="24"/>
+        </w:rPr>
+        <w:t>especificacianes</w:t>
+      </w:r>
+      <w:proofErr w:type="spellEnd"/>
+      <w:r>
+        <w:rPr>
+          <w:rFonts w:ascii="Arial" w:eastAsia="Times New Roman" w:hAnsi="Arial" w:cs="Arial"/>
+          <w:color w:val="000000"/>
+          <w:kern w:val="2"/>
+          <w:sz w:val="17"/>
+          <w:szCs w:val="24"/>
+        </w:rPr>
+        <w:t xml:space="preserve"> del  contrato a que se refiere este documento debe ser notificada por escrito a </w:t>
       </w:r>
       <w:r>
         <w:rPr>
@@ -1617,7 +2040,29 @@
           <w:sz w:val="17"/>
           <w:szCs w:val="24"/>
         </w:rPr>
-        <w:t xml:space="preserve"> producirá la nulidad de la presente garantía la cual quedará sin efectas legales.</w:t>
+        <w:t xml:space="preserve"> producirá la nulidad de la presente garantía la cual quedará sin </w:t>
+      </w:r>
+      <w:proofErr w:type="spellStart"/>
+      <w:r>
+        <w:rPr>
+          <w:rFonts w:ascii="Arial" w:eastAsia="Times New Roman" w:hAnsi="Arial" w:cs="Arial"/>
+          <w:color w:val="000000"/>
+          <w:kern w:val="2"/>
+          <w:sz w:val="17"/>
+          <w:szCs w:val="24"/>
+        </w:rPr>
+        <w:t>efectas</w:t>
+      </w:r>
+      <w:proofErr w:type="spellEnd"/>
+      <w:r>
+        <w:rPr>
+          <w:rFonts w:ascii="Arial" w:eastAsia="Times New Roman" w:hAnsi="Arial" w:cs="Arial"/>
+          <w:color w:val="000000"/>
+          <w:kern w:val="2"/>
+          <w:sz w:val="17"/>
+          <w:szCs w:val="24"/>
+        </w:rPr>
+        <w:t xml:space="preserve"> legales.</w:t>
       </w:r>
     </w:p>
     <w:p>
@@ -1990,7 +2435,51 @@
           <w:sz w:val="17"/>
           <w:szCs w:val="24"/>
         </w:rPr>
-        <w:t xml:space="preserve"> La responsabilidad de LA FlADORA corresponderá exclusivamente aI pago de las cuentas por compra de productos que se produzcan a partir de la expedición de ésta fianza y bajo ningún concepto a saldos en cuentas por pagar que al presente deba EL FIADO a EL ACREEDOR, producto de transacciones anteriores a la fecha de expedición de esta fianza.</w:t>
+        <w:t xml:space="preserve"> La responsabilidad de LA </w:t>
+      </w:r>
+      <w:proofErr w:type="spellStart"/>
+      <w:r>
+        <w:rPr>
+          <w:rFonts w:ascii="Arial" w:eastAsia="Times New Roman" w:hAnsi="Arial" w:cs="Arial"/>
+          <w:color w:val="000000"/>
+          <w:kern w:val="2"/>
+          <w:sz w:val="17"/>
+          <w:szCs w:val="24"/>
+        </w:rPr>
+        <w:t>FlADORA</w:t>
+      </w:r>
+      <w:proofErr w:type="spellEnd"/>
+      <w:r>
+        <w:rPr>
+          <w:rFonts w:ascii="Arial" w:eastAsia="Times New Roman" w:hAnsi="Arial" w:cs="Arial"/>
+          <w:color w:val="000000"/>
+          <w:kern w:val="2"/>
+          <w:sz w:val="17"/>
+          <w:szCs w:val="24"/>
+        </w:rPr>
+        <w:t xml:space="preserve"> corresponderá exclusivamente </w:t>
+      </w:r>
+      <w:proofErr w:type="spellStart"/>
+      <w:r>
+        <w:rPr>
+          <w:rFonts w:ascii="Arial" w:eastAsia="Times New Roman" w:hAnsi="Arial" w:cs="Arial"/>
+          <w:color w:val="000000"/>
+          <w:kern w:val="2"/>
+          <w:sz w:val="17"/>
+          <w:szCs w:val="24"/>
+        </w:rPr>
+        <w:t>aI</w:t>
+      </w:r>
+      <w:proofErr w:type="spellEnd"/>
+      <w:r>
+        <w:rPr>
+          <w:rFonts w:ascii="Arial" w:eastAsia="Times New Roman" w:hAnsi="Arial" w:cs="Arial"/>
+          <w:color w:val="000000"/>
+          <w:kern w:val="2"/>
+          <w:sz w:val="17"/>
+          <w:szCs w:val="24"/>
+        </w:rPr>
+        <w:t xml:space="preserve"> pago de las cuentas por compra de productos que se produzcan a partir de la expedición de ésta fianza y bajo ningún concepto a saldos en cuentas por pagar que al presente deba EL FIADO a EL ACREEDOR, producto de transacciones anteriores a la fecha de expedición de esta fianza.</w:t>
       </w:r>
     </w:p>
     <w:p>
@@ -2354,7 +2843,29 @@
           <w:sz w:val="17"/>
           <w:szCs w:val="24"/>
         </w:rPr>
-        <w:t>{custom.FechaActualTextoMini}</w:t>
+        <w:t>{</w:t>
+      </w:r>
+      <w:proofErr w:type="spellStart"/>
+      <w:r>
+        <w:rPr>
+          <w:rFonts w:ascii="Arial" w:eastAsia="Times New Roman" w:hAnsi="Arial" w:cs="Arial"/>
+          <w:color w:val="000000"/>
+          <w:kern w:val="2"/>
+          <w:sz w:val="17"/>
+          <w:szCs w:val="24"/>
+        </w:rPr>
+        <w:t>custom.FechaActualTextoMin</w:t>
+      </w:r>
+      <w:proofErr w:type="spellEnd"/>
+      <w:r>
+        <w:rPr>
+          <w:rFonts w:ascii="Arial" w:eastAsia="Times New Roman" w:hAnsi="Arial" w:cs="Arial"/>
+          <w:color w:val="000000"/>
+          <w:kern w:val="2"/>
+          <w:sz w:val="17"/>
+          <w:szCs w:val="24"/>
+        </w:rPr>
+        <w:t>}</w:t>
       </w:r>
     </w:p>
     <w:p>
@@ -2453,7 +2964,51 @@
           <w:sz w:val="11"/>
           <w:szCs w:val="24"/>
         </w:rPr>
-        <w:t>(Texto de fianza de acuerdo a modelo establecido por la Cámara de comercio Internacional, y aprobado por la SuperIntendecia de Seguros y Reaseguros de Panama).</w:t>
+        <w:t xml:space="preserve">(Texto de fianza de acuerdo a modelo establecido por la Cámara de comercio Internacional, y aprobado por la </w:t>
+      </w:r>
+      <w:proofErr w:type="spellStart"/>
+      <w:r>
+        <w:rPr>
+          <w:rFonts w:ascii="Arial" w:eastAsia="Times New Roman" w:hAnsi="Arial" w:cs="Arial"/>
+          <w:color w:val="000000"/>
+          <w:kern w:val="2"/>
+          <w:sz w:val="11"/>
+          <w:szCs w:val="24"/>
+        </w:rPr>
+        <w:t>SuperIntendecia</w:t>
+      </w:r>
+      <w:proofErr w:type="spellEnd"/>
+      <w:r>
+        <w:rPr>
+          <w:rFonts w:ascii="Arial" w:eastAsia="Times New Roman" w:hAnsi="Arial" w:cs="Arial"/>
+          <w:color w:val="000000"/>
+          <w:kern w:val="2"/>
+          <w:sz w:val="11"/>
+          <w:szCs w:val="24"/>
+        </w:rPr>
+        <w:t xml:space="preserve"> de Seguros y Reaseguros de </w:t>
+      </w:r>
+      <w:proofErr w:type="spellStart"/>
+      <w:r>
+        <w:rPr>
+          <w:rFonts w:ascii="Arial" w:eastAsia="Times New Roman" w:hAnsi="Arial" w:cs="Arial"/>
+          <w:color w:val="000000"/>
+          <w:kern w:val="2"/>
+          <w:sz w:val="11"/>
+          <w:szCs w:val="24"/>
+        </w:rPr>
+        <w:t>Panama</w:t>
+      </w:r>
+      <w:proofErr w:type="spellEnd"/>
+      <w:r>
+        <w:rPr>
+          <w:rFonts w:ascii="Arial" w:eastAsia="Times New Roman" w:hAnsi="Arial" w:cs="Arial"/>
+          <w:color w:val="000000"/>
+          <w:kern w:val="2"/>
+          <w:sz w:val="11"/>
+          <w:szCs w:val="24"/>
+        </w:rPr>
+        <w:t>).</w:t>
       </w:r>
     </w:p>
     <w:sectPr>
